--- a/Step-8-Synergy-Driven-Treatment-Optimization/SynergyDrivenTreatmentOptimizationTutorial.docx
+++ b/Step-8-Synergy-Driven-Treatment-Optimization/SynergyDrivenTreatmentOptimizationTutorial.docx
@@ -53,6 +53,12 @@
         <w:rPr>
           <w:rFonts w:ascii="Times New Roman" w:hAnsi="Times New Roman" w:cs="Times New Roman"/>
         </w:rPr>
+        <w:t xml:space="preserve">B.J. Fregly, </w:t>
+      </w:r>
+      <w:r>
+        <w:rPr>
+          <w:rFonts w:ascii="Times New Roman" w:hAnsi="Times New Roman" w:cs="Times New Roman"/>
+        </w:rPr>
         <w:t>Rice Computational Neuromechanics Lab, Rice University</w:t>
       </w:r>
       <w:bookmarkEnd w:id="0"/>
@@ -404,21 +410,7 @@
         <w:rPr>
           <w:rFonts w:ascii="Times New Roman" w:hAnsi="Times New Roman" w:cs="Times New Roman"/>
         </w:rPr>
-        <w:t xml:space="preserve">Pipeline model </w:t>
-      </w:r>
-      <w:proofErr w:type="gramStart"/>
-      <w:r>
-        <w:rPr>
-          <w:rFonts w:ascii="Times New Roman" w:hAnsi="Times New Roman" w:cs="Times New Roman"/>
-        </w:rPr>
-        <w:t>(.osimx</w:t>
-      </w:r>
-      <w:proofErr w:type="gramEnd"/>
-      <w:r>
-        <w:rPr>
-          <w:rFonts w:ascii="Times New Roman" w:hAnsi="Times New Roman" w:cs="Times New Roman"/>
-        </w:rPr>
-        <w:t xml:space="preserve"> f</w:t>
+        <w:t>Pipeline model (.osimx f</w:t>
       </w:r>
       <w:r>
         <w:rPr>
@@ -528,21 +520,7 @@
         <w:rPr>
           <w:rFonts w:ascii="Times New Roman" w:hAnsi="Times New Roman" w:cs="Times New Roman"/>
         </w:rPr>
-        <w:t xml:space="preserve">, and </w:t>
-      </w:r>
-      <w:proofErr w:type="gramStart"/>
-      <w:r>
-        <w:rPr>
-          <w:rFonts w:ascii="Times New Roman" w:hAnsi="Times New Roman" w:cs="Times New Roman"/>
-        </w:rPr>
-        <w:t>an .osimx</w:t>
-      </w:r>
-      <w:proofErr w:type="gramEnd"/>
-      <w:r>
-        <w:rPr>
-          <w:rFonts w:ascii="Times New Roman" w:hAnsi="Times New Roman" w:cs="Times New Roman"/>
-        </w:rPr>
-        <w:t xml:space="preserve"> file created by NCP</w:t>
+        <w:t>, and an .osimx file created by NCP</w:t>
       </w:r>
       <w:r>
         <w:rPr>
@@ -606,21 +584,7 @@
         <w:rPr>
           <w:rFonts w:ascii="Times New Roman" w:hAnsi="Times New Roman" w:cs="Times New Roman"/>
         </w:rPr>
-        <w:t xml:space="preserve">When synergy controls are used, the Treatment Optimization run can use either fixed synergy vectors as found by the NCP tool or variable synergy vectors that </w:t>
-      </w:r>
-      <w:proofErr w:type="gramStart"/>
-      <w:r>
-        <w:rPr>
-          <w:rFonts w:ascii="Times New Roman" w:hAnsi="Times New Roman" w:cs="Times New Roman"/>
-        </w:rPr>
-        <w:t>area</w:t>
-      </w:r>
-      <w:proofErr w:type="gramEnd"/>
-      <w:r>
-        <w:rPr>
-          <w:rFonts w:ascii="Times New Roman" w:hAnsi="Times New Roman" w:cs="Times New Roman"/>
-        </w:rPr>
-        <w:t xml:space="preserve"> allowed to deviate away from the initial guesses provided by the NCP tool. Furthermore, during the solution process, the synergy vectors can be left as either unconstrained or constrained to have their sum or magnitude equal a user-specified value.</w:t>
+        <w:t>When synergy controls are used, the Treatment Optimization run can use either fixed synergy vectors as found by the NCP tool or variable synergy vectors that area allowed to deviate away from the initial guesses provided by the NCP tool. Furthermore, during the solution process, the synergy vectors can be left as either unconstrained or constrained to have their sum or magnitude equal a user-specified value.</w:t>
       </w:r>
     </w:p>
     <w:p>
@@ -697,41 +661,13 @@
         <w:rPr>
           <w:rFonts w:ascii="Times New Roman" w:hAnsi="Times New Roman" w:cs="Times New Roman"/>
         </w:rPr>
-        <w:t xml:space="preserve">Muscle </w:t>
-      </w:r>
-      <w:proofErr w:type="gramStart"/>
-      <w:r>
-        <w:rPr>
-          <w:rFonts w:ascii="Times New Roman" w:hAnsi="Times New Roman" w:cs="Times New Roman"/>
-        </w:rPr>
-        <w:t>activations</w:t>
-      </w:r>
-      <w:proofErr w:type="gramEnd"/>
-      <w:r>
-        <w:rPr>
-          <w:rFonts w:ascii="Times New Roman" w:hAnsi="Times New Roman" w:cs="Times New Roman"/>
-        </w:rPr>
-        <w:t xml:space="preserve"> generated by NCP. Note that th</w:t>
-      </w:r>
-      <w:r>
-        <w:rPr>
-          <w:rFonts w:ascii="Times New Roman" w:hAnsi="Times New Roman" w:cs="Times New Roman"/>
-        </w:rPr>
-        <w:t xml:space="preserve">is NCP </w:t>
-      </w:r>
-      <w:proofErr w:type="gramStart"/>
-      <w:r>
-        <w:rPr>
-          <w:rFonts w:ascii="Times New Roman" w:hAnsi="Times New Roman" w:cs="Times New Roman"/>
-        </w:rPr>
-        <w:t>run</w:t>
-      </w:r>
-      <w:proofErr w:type="gramEnd"/>
-      <w:r>
-        <w:rPr>
-          <w:rFonts w:ascii="Times New Roman" w:hAnsi="Times New Roman" w:cs="Times New Roman"/>
-        </w:rPr>
-        <w:t xml:space="preserve"> minimized muscle activations instead of tracking experimental data. These muscle activations will be tracked in the TO run.</w:t>
+        <w:t>Muscle activations generated by NCP. Note that th</w:t>
+      </w:r>
+      <w:r>
+        <w:rPr>
+          <w:rFonts w:ascii="Times New Roman" w:hAnsi="Times New Roman" w:cs="Times New Roman"/>
+        </w:rPr>
+        <w:t>is NCP run minimized muscle activations instead of tracking experimental data. These muscle activations will be tracked in the TO run.</w:t>
       </w:r>
     </w:p>
     <w:p>
@@ -800,21 +736,7 @@
         <w:rPr>
           <w:rFonts w:ascii="Times New Roman" w:hAnsi="Times New Roman" w:cs="Times New Roman"/>
         </w:rPr>
-        <w:t xml:space="preserve">Corresponding time-invariant synergy vector weights created by NCP. You have the option to change these during </w:t>
-      </w:r>
-      <w:proofErr w:type="gramStart"/>
-      <w:r>
-        <w:rPr>
-          <w:rFonts w:ascii="Times New Roman" w:hAnsi="Times New Roman" w:cs="Times New Roman"/>
-        </w:rPr>
-        <w:t>TO, or</w:t>
-      </w:r>
-      <w:proofErr w:type="gramEnd"/>
-      <w:r>
-        <w:rPr>
-          <w:rFonts w:ascii="Times New Roman" w:hAnsi="Times New Roman" w:cs="Times New Roman"/>
-        </w:rPr>
-        <w:t xml:space="preserve"> keep them constant. To ensure that the solution is unique, </w:t>
+        <w:t xml:space="preserve">Corresponding time-invariant synergy vector weights created by NCP. You have the option to change these during TO, or keep them constant. To ensure that the solution is unique, </w:t>
       </w:r>
       <w:r>
         <w:rPr>
@@ -1477,35 +1399,7 @@
         <w:rPr>
           <w:rFonts w:ascii="Times New Roman" w:hAnsi="Times New Roman" w:cs="Times New Roman"/>
         </w:rPr>
-        <w:t xml:space="preserve">Note that not </w:t>
-      </w:r>
-      <w:proofErr w:type="gramStart"/>
-      <w:r>
-        <w:rPr>
-          <w:rFonts w:ascii="Times New Roman" w:hAnsi="Times New Roman" w:cs="Times New Roman"/>
-        </w:rPr>
-        <w:t>all of</w:t>
-      </w:r>
-      <w:proofErr w:type="gramEnd"/>
-      <w:r>
-        <w:rPr>
-          <w:rFonts w:ascii="Times New Roman" w:hAnsi="Times New Roman" w:cs="Times New Roman"/>
-        </w:rPr>
-        <w:t xml:space="preserve"> these coordinates are in the states. The coordinate list in the synergy controller dictates the coordinates that are used to fit the surrogate model. Therefore, we need to include </w:t>
-      </w:r>
-      <w:proofErr w:type="gramStart"/>
-      <w:r>
-        <w:rPr>
-          <w:rFonts w:ascii="Times New Roman" w:hAnsi="Times New Roman" w:cs="Times New Roman"/>
-        </w:rPr>
-        <w:t>all of</w:t>
-      </w:r>
-      <w:proofErr w:type="gramEnd"/>
-      <w:r>
-        <w:rPr>
-          <w:rFonts w:ascii="Times New Roman" w:hAnsi="Times New Roman" w:cs="Times New Roman"/>
-        </w:rPr>
-        <w:t xml:space="preserve"> the right leg coordinates to accurately model the muscle kinematics. </w:t>
+        <w:t xml:space="preserve">Note that not all of these coordinates are in the states. The coordinate list in the synergy controller dictates the coordinates that are used to fit the surrogate model. Therefore, we need to include all of the right leg coordinates to accurately model the muscle kinematics. </w:t>
       </w:r>
     </w:p>
     <w:p>
@@ -1637,27 +1531,13 @@
         <w:rPr>
           <w:rFonts w:ascii="Times New Roman" w:hAnsi="Times New Roman" w:cs="Times New Roman"/>
         </w:rPr>
-        <w:t xml:space="preserve"> with some changes to max allowable </w:t>
-      </w:r>
-      <w:proofErr w:type="gramStart"/>
-      <w:r>
-        <w:rPr>
-          <w:rFonts w:ascii="Times New Roman" w:hAnsi="Times New Roman" w:cs="Times New Roman"/>
-        </w:rPr>
-        <w:t>errors</w:t>
-      </w:r>
-      <w:r>
-        <w:rPr>
-          <w:rFonts w:ascii="Times New Roman" w:hAnsi="Times New Roman" w:cs="Times New Roman"/>
-        </w:rPr>
-        <w:t>, and</w:t>
-      </w:r>
-      <w:proofErr w:type="gramEnd"/>
-      <w:r>
-        <w:rPr>
-          <w:rFonts w:ascii="Times New Roman" w:hAnsi="Times New Roman" w:cs="Times New Roman"/>
-        </w:rPr>
-        <w:t xml:space="preserve"> add an additional cost term to track muscle activations</w:t>
+        <w:t xml:space="preserve"> with some changes to max allowable errors</w:t>
+      </w:r>
+      <w:r>
+        <w:rPr>
+          <w:rFonts w:ascii="Times New Roman" w:hAnsi="Times New Roman" w:cs="Times New Roman"/>
+        </w:rPr>
+        <w:t>, and add an additional cost term to track muscle activations</w:t>
       </w:r>
       <w:r>
         <w:rPr>
@@ -3141,21 +3021,7 @@
         <w:rPr>
           <w:rFonts w:ascii="Times New Roman" w:hAnsi="Times New Roman" w:cs="Times New Roman"/>
         </w:rPr>
-        <w:t xml:space="preserve"> Muscle activations as created by </w:t>
-      </w:r>
-      <w:proofErr w:type="gramStart"/>
-      <w:r>
-        <w:rPr>
-          <w:rFonts w:ascii="Times New Roman" w:hAnsi="Times New Roman" w:cs="Times New Roman"/>
-        </w:rPr>
-        <w:t>the synergy</w:t>
-      </w:r>
-      <w:proofErr w:type="gramEnd"/>
-      <w:r>
-        <w:rPr>
-          <w:rFonts w:ascii="Times New Roman" w:hAnsi="Times New Roman" w:cs="Times New Roman"/>
-        </w:rPr>
-        <w:t xml:space="preserve"> controls.</w:t>
+        <w:t xml:space="preserve"> Muscle activations as created by the synergy controls.</w:t>
       </w:r>
     </w:p>
     <w:p>
@@ -3231,35 +3097,7 @@
         <w:rPr>
           <w:rFonts w:ascii="Times New Roman" w:hAnsi="Times New Roman" w:cs="Times New Roman"/>
         </w:rPr>
-        <w:t xml:space="preserve">Getting a good TO run is very hard and often requires additional iteration after the first attempt. It is recommended to add/remove cost terms if you </w:t>
-      </w:r>
-      <w:proofErr w:type="gramStart"/>
-      <w:r>
-        <w:rPr>
-          <w:rFonts w:ascii="Times New Roman" w:hAnsi="Times New Roman" w:cs="Times New Roman"/>
-        </w:rPr>
-        <w:t>believe</w:t>
-      </w:r>
-      <w:proofErr w:type="gramEnd"/>
-      <w:r>
-        <w:rPr>
-          <w:rFonts w:ascii="Times New Roman" w:hAnsi="Times New Roman" w:cs="Times New Roman"/>
-        </w:rPr>
-        <w:t xml:space="preserve"> the problem would </w:t>
-      </w:r>
-      <w:proofErr w:type="gramStart"/>
-      <w:r>
-        <w:rPr>
-          <w:rFonts w:ascii="Times New Roman" w:hAnsi="Times New Roman" w:cs="Times New Roman"/>
-        </w:rPr>
-        <w:t>benefit, or</w:t>
-      </w:r>
-      <w:proofErr w:type="gramEnd"/>
-      <w:r>
-        <w:rPr>
-          <w:rFonts w:ascii="Times New Roman" w:hAnsi="Times New Roman" w:cs="Times New Roman"/>
-        </w:rPr>
-        <w:t xml:space="preserve"> change max allowable errors for cost terms to “nudge” the solution in a desired direction. </w:t>
+        <w:t xml:space="preserve">Getting a good TO run is very hard and often requires additional iteration after the first attempt. It is recommended to add/remove cost terms if you believe the problem would benefit, or change max allowable errors for cost terms to “nudge” the solution in a desired direction. </w:t>
       </w:r>
     </w:p>
     <w:p>
@@ -4775,21 +4613,7 @@
         <w:rPr>
           <w:rFonts w:ascii="Times New Roman" w:hAnsi="Times New Roman" w:cs="Times New Roman"/>
         </w:rPr>
-        <w:t xml:space="preserve"> the runs, therefore we will use that as </w:t>
-      </w:r>
-      <w:proofErr w:type="gramStart"/>
-      <w:r>
-        <w:rPr>
-          <w:rFonts w:ascii="Times New Roman" w:hAnsi="Times New Roman" w:cs="Times New Roman"/>
-        </w:rPr>
-        <w:t>our</w:t>
-      </w:r>
-      <w:proofErr w:type="gramEnd"/>
-      <w:r>
-        <w:rPr>
-          <w:rFonts w:ascii="Times New Roman" w:hAnsi="Times New Roman" w:cs="Times New Roman"/>
-        </w:rPr>
-        <w:t xml:space="preserve"> TO solution moving forwards.</w:t>
+        <w:t xml:space="preserve"> the runs, therefore we will use that as our TO solution moving forwards.</w:t>
       </w:r>
     </w:p>
     <w:p>
@@ -8606,21 +8430,7 @@
         <w:rPr>
           <w:rFonts w:ascii="Times New Roman" w:hAnsi="Times New Roman" w:cs="Times New Roman"/>
         </w:rPr>
-        <w:t xml:space="preserve">To compare both VO results to the </w:t>
-      </w:r>
-      <w:proofErr w:type="gramStart"/>
-      <w:r>
-        <w:rPr>
-          <w:rFonts w:ascii="Times New Roman" w:hAnsi="Times New Roman" w:cs="Times New Roman"/>
-        </w:rPr>
-        <w:t>previous TO</w:t>
-      </w:r>
-      <w:proofErr w:type="gramEnd"/>
-      <w:r>
-        <w:rPr>
-          <w:rFonts w:ascii="Times New Roman" w:hAnsi="Times New Roman" w:cs="Times New Roman"/>
-        </w:rPr>
-        <w:t xml:space="preserve"> results, run the MATLAB section labelled </w:t>
+        <w:t xml:space="preserve">To compare both VO results to the previous TO results, run the MATLAB section labelled </w:t>
       </w:r>
       <w:r>
         <w:rPr>
@@ -9336,21 +9146,7 @@
         <w:rPr>
           <w:rFonts w:ascii="Times New Roman" w:hAnsi="Times New Roman" w:cs="Times New Roman"/>
         </w:rPr>
-        <w:t xml:space="preserve">The </w:t>
-      </w:r>
-      <w:proofErr w:type="gramStart"/>
-      <w:r>
-        <w:rPr>
-          <w:rFonts w:ascii="Times New Roman" w:hAnsi="Times New Roman" w:cs="Times New Roman"/>
-        </w:rPr>
-        <w:t>below</w:t>
-      </w:r>
-      <w:proofErr w:type="gramEnd"/>
-      <w:r>
-        <w:rPr>
-          <w:rFonts w:ascii="Times New Roman" w:hAnsi="Times New Roman" w:cs="Times New Roman"/>
-        </w:rPr>
-        <w:t xml:space="preserve"> steps are using the same cost terms and constraints as in </w:t>
+        <w:t xml:space="preserve">The below steps are using the same cost terms and constraints as in </w:t>
       </w:r>
       <w:r>
         <w:rPr>
@@ -12945,23 +12741,13 @@
         </w:rPr>
         <w:t xml:space="preserve">compares the two Synergy Driven DO results we did. These solutions should be very similar to each other. The second section </w:t>
       </w:r>
-      <w:proofErr w:type="gramStart"/>
-      <w:r>
-        <w:rPr>
-          <w:rFonts w:ascii="Times New Roman" w:hAnsi="Times New Roman" w:cs="Times New Roman"/>
-          <w:b/>
-          <w:bCs/>
-        </w:rPr>
-        <w:t>Compare</w:t>
-      </w:r>
-      <w:proofErr w:type="gramEnd"/>
-      <w:r>
-        <w:rPr>
-          <w:rFonts w:ascii="Times New Roman" w:hAnsi="Times New Roman" w:cs="Times New Roman"/>
-          <w:b/>
-          <w:bCs/>
-        </w:rPr>
-        <w:t xml:space="preserve"> to Torque Driven </w:t>
+      <w:r>
+        <w:rPr>
+          <w:rFonts w:ascii="Times New Roman" w:hAnsi="Times New Roman" w:cs="Times New Roman"/>
+          <w:b/>
+          <w:bCs/>
+        </w:rPr>
+        <w:t xml:space="preserve">Compare to Torque Driven </w:t>
       </w:r>
       <w:r>
         <w:rPr>
